--- a/backend-exhibits/Google Chat-to-Google Chat Not Included.docx
+++ b/backend-exhibits/Google Chat-to-Google Chat Not Included.docx
@@ -48,7 +48,7 @@
               <w:ind w:left="52"/>
               <w:jc w:val="center"/>
               <w:rPr>
-                <w:rFonts w:ascii="Arial" w:hAnsi="Arial" w:cs="Arial"/>
+                <w:rFonts w:ascii="Arial" w:hAnsi="Arial" w:cs="Arial" w:eastAsia="Arial"/>
                 <w:b/>
                 <w:bCs/>
                 <w:sz w:val="21"/>
@@ -57,7 +57,7 @@
             </w:pPr>
             <w:r>
               <w:rPr>
-                <w:rFonts w:ascii="Arial" w:hAnsi="Arial" w:cs="Arial"/>
+                <w:rFonts w:ascii="Arial" w:hAnsi="Arial" w:cs="Arial" w:eastAsia="Arial"/>
                 <w:b/>
                 <w:bCs/>
                 <w:sz w:val="21"/>
@@ -86,7 +86,7 @@
             <w:pPr>
               <w:ind w:left="3"/>
               <w:rPr>
-                <w:rFonts w:ascii="Arial" w:hAnsi="Arial" w:cs="Arial"/>
+                <w:rFonts w:ascii="Arial" w:hAnsi="Arial" w:cs="Arial" w:eastAsia="Arial"/>
                 <w:sz w:val="21"/>
                 <w:szCs w:val="21"/>
               </w:rPr>
@@ -94,7 +94,7 @@
             <w:proofErr w:type="spellStart"/>
             <w:r>
               <w:rPr>
-                <w:rFonts w:ascii="Arial" w:hAnsi="Arial" w:cs="Arial"/>
+                <w:rFonts w:ascii="Arial" w:hAnsi="Arial" w:cs="Arial" w:eastAsia="Arial"/>
                 <w:sz w:val="21"/>
                 <w:szCs w:val="21"/>
               </w:rPr>
@@ -117,14 +117,14 @@
           <w:p>
             <w:pPr>
               <w:rPr>
-                <w:rFonts w:ascii="Arial" w:hAnsi="Arial" w:cs="Arial"/>
-                <w:sz w:val="21"/>
-                <w:szCs w:val="21"/>
-              </w:rPr>
-            </w:pPr>
-            <w:r>
-              <w:rPr>
-                <w:rFonts w:ascii="Arial" w:hAnsi="Arial" w:cs="Arial"/>
+                <w:rFonts w:ascii="Arial" w:hAnsi="Arial" w:cs="Arial" w:eastAsia="Arial"/>
+                <w:sz w:val="21"/>
+                <w:szCs w:val="21"/>
+              </w:rPr>
+            </w:pPr>
+            <w:r>
+              <w:rPr>
+                <w:rFonts w:ascii="Arial" w:hAnsi="Arial" w:cs="Arial" w:eastAsia="Arial"/>
                 <w:sz w:val="21"/>
                 <w:szCs w:val="21"/>
               </w:rPr>
@@ -151,14 +151,14 @@
             <w:pPr>
               <w:ind w:left="3"/>
               <w:rPr>
-                <w:rFonts w:ascii="Arial" w:hAnsi="Arial" w:cs="Arial"/>
-                <w:sz w:val="21"/>
-                <w:szCs w:val="21"/>
-              </w:rPr>
-            </w:pPr>
-            <w:r>
-              <w:rPr>
-                <w:rFonts w:ascii="Arial" w:hAnsi="Arial" w:cs="Arial"/>
+                <w:rFonts w:ascii="Arial" w:hAnsi="Arial" w:cs="Arial" w:eastAsia="Arial"/>
+                <w:sz w:val="21"/>
+                <w:szCs w:val="21"/>
+              </w:rPr>
+            </w:pPr>
+            <w:r>
+              <w:rPr>
+                <w:rFonts w:ascii="Arial" w:hAnsi="Arial" w:cs="Arial" w:eastAsia="Arial"/>
                 <w:sz w:val="21"/>
                 <w:szCs w:val="21"/>
               </w:rPr>
@@ -182,14 +182,14 @@
               <w:spacing w:after="15" w:line="306" w:lineRule="auto"/>
               <w:ind w:left="8"/>
               <w:rPr>
-                <w:rFonts w:ascii="Arial" w:hAnsi="Arial" w:cs="Arial"/>
-                <w:sz w:val="21"/>
-                <w:szCs w:val="21"/>
-              </w:rPr>
-            </w:pPr>
-            <w:r>
-              <w:rPr>
-                <w:rFonts w:ascii="Arial" w:hAnsi="Arial" w:cs="Arial"/>
+                <w:rFonts w:ascii="Arial" w:hAnsi="Arial" w:cs="Arial" w:eastAsia="Arial"/>
+                <w:sz w:val="21"/>
+                <w:szCs w:val="21"/>
+              </w:rPr>
+            </w:pPr>
+            <w:r>
+              <w:rPr>
+                <w:rFonts w:ascii="Arial" w:hAnsi="Arial" w:cs="Arial" w:eastAsia="Arial"/>
                 <w:sz w:val="21"/>
                 <w:szCs w:val="21"/>
               </w:rPr>
@@ -216,14 +216,14 @@
             <w:pPr>
               <w:ind w:left="3"/>
               <w:rPr>
-                <w:rFonts w:ascii="Arial" w:hAnsi="Arial" w:cs="Arial"/>
-                <w:sz w:val="21"/>
-                <w:szCs w:val="21"/>
-              </w:rPr>
-            </w:pPr>
-            <w:r>
-              <w:rPr>
-                <w:rFonts w:ascii="Arial" w:hAnsi="Arial" w:cs="Arial"/>
+                <w:rFonts w:ascii="Arial" w:hAnsi="Arial" w:cs="Arial" w:eastAsia="Arial"/>
+                <w:sz w:val="21"/>
+                <w:szCs w:val="21"/>
+              </w:rPr>
+            </w:pPr>
+            <w:r>
+              <w:rPr>
+                <w:rFonts w:ascii="Arial" w:hAnsi="Arial" w:cs="Arial" w:eastAsia="Arial"/>
                 <w:sz w:val="21"/>
                 <w:szCs w:val="21"/>
               </w:rPr>
@@ -245,14 +245,14 @@
           <w:p>
             <w:pPr>
               <w:rPr>
-                <w:rFonts w:ascii="Arial" w:hAnsi="Arial" w:cs="Arial"/>
-                <w:sz w:val="21"/>
-                <w:szCs w:val="21"/>
-              </w:rPr>
-            </w:pPr>
-            <w:r>
-              <w:rPr>
-                <w:rFonts w:ascii="Arial" w:hAnsi="Arial" w:cs="Arial"/>
+                <w:rFonts w:ascii="Arial" w:hAnsi="Arial" w:cs="Arial" w:eastAsia="Arial"/>
+                <w:sz w:val="21"/>
+                <w:szCs w:val="21"/>
+              </w:rPr>
+            </w:pPr>
+            <w:r>
+              <w:rPr>
+                <w:rFonts w:ascii="Arial" w:hAnsi="Arial" w:cs="Arial" w:eastAsia="Arial"/>
                 <w:sz w:val="21"/>
                 <w:szCs w:val="21"/>
               </w:rPr>
@@ -279,14 +279,14 @@
             <w:pPr>
               <w:ind w:left="3"/>
               <w:rPr>
-                <w:rFonts w:ascii="Arial" w:hAnsi="Arial" w:cs="Arial"/>
-                <w:sz w:val="21"/>
-                <w:szCs w:val="21"/>
-              </w:rPr>
-            </w:pPr>
-            <w:r>
-              <w:rPr>
-                <w:rFonts w:ascii="Arial" w:hAnsi="Arial" w:cs="Arial"/>
+                <w:rFonts w:ascii="Arial" w:hAnsi="Arial" w:cs="Arial" w:eastAsia="Arial"/>
+                <w:sz w:val="21"/>
+                <w:szCs w:val="21"/>
+              </w:rPr>
+            </w:pPr>
+            <w:r>
+              <w:rPr>
+                <w:rFonts w:ascii="Arial" w:hAnsi="Arial" w:cs="Arial" w:eastAsia="Arial"/>
                 <w:sz w:val="21"/>
                 <w:szCs w:val="21"/>
               </w:rPr>
@@ -308,14 +308,14 @@
           <w:p>
             <w:pPr>
               <w:rPr>
-                <w:rFonts w:ascii="Arial" w:hAnsi="Arial" w:cs="Arial"/>
-                <w:sz w:val="21"/>
-                <w:szCs w:val="21"/>
-              </w:rPr>
-            </w:pPr>
-            <w:r>
-              <w:rPr>
-                <w:rFonts w:ascii="Arial" w:hAnsi="Arial" w:cs="Arial"/>
+                <w:rFonts w:ascii="Arial" w:hAnsi="Arial" w:cs="Arial" w:eastAsia="Arial"/>
+                <w:sz w:val="21"/>
+                <w:szCs w:val="21"/>
+              </w:rPr>
+            </w:pPr>
+            <w:r>
+              <w:rPr>
+                <w:rFonts w:ascii="Arial" w:hAnsi="Arial" w:cs="Arial" w:eastAsia="Arial"/>
                 <w:sz w:val="21"/>
                 <w:szCs w:val="21"/>
               </w:rPr>
@@ -342,14 +342,14 @@
             <w:pPr>
               <w:ind w:left="3"/>
               <w:rPr>
-                <w:rFonts w:ascii="Arial" w:hAnsi="Arial" w:cs="Arial"/>
-                <w:sz w:val="21"/>
-                <w:szCs w:val="21"/>
-              </w:rPr>
-            </w:pPr>
-            <w:r>
-              <w:rPr>
-                <w:rFonts w:ascii="Arial" w:hAnsi="Arial" w:cs="Arial"/>
+                <w:rFonts w:ascii="Arial" w:hAnsi="Arial" w:cs="Arial" w:eastAsia="Arial"/>
+                <w:sz w:val="21"/>
+                <w:szCs w:val="21"/>
+              </w:rPr>
+            </w:pPr>
+            <w:r>
+              <w:rPr>
+                <w:rFonts w:ascii="Arial" w:hAnsi="Arial" w:cs="Arial" w:eastAsia="Arial"/>
                 <w:sz w:val="21"/>
                 <w:szCs w:val="21"/>
               </w:rPr>
@@ -371,14 +371,14 @@
           <w:p>
             <w:pPr>
               <w:rPr>
-                <w:rFonts w:ascii="Arial" w:hAnsi="Arial" w:cs="Arial"/>
-                <w:sz w:val="21"/>
-                <w:szCs w:val="21"/>
-              </w:rPr>
-            </w:pPr>
-            <w:r>
-              <w:rPr>
-                <w:rFonts w:ascii="Arial" w:hAnsi="Arial" w:cs="Arial"/>
+                <w:rFonts w:ascii="Arial" w:hAnsi="Arial" w:cs="Arial" w:eastAsia="Arial"/>
+                <w:sz w:val="21"/>
+                <w:szCs w:val="21"/>
+              </w:rPr>
+            </w:pPr>
+            <w:r>
+              <w:rPr>
+                <w:rFonts w:ascii="Arial" w:hAnsi="Arial" w:cs="Arial" w:eastAsia="Arial"/>
                 <w:sz w:val="21"/>
                 <w:szCs w:val="21"/>
               </w:rPr>
@@ -405,14 +405,14 @@
             <w:pPr>
               <w:ind w:left="3"/>
               <w:rPr>
-                <w:rFonts w:ascii="Arial" w:hAnsi="Arial" w:cs="Arial"/>
-                <w:sz w:val="21"/>
-                <w:szCs w:val="21"/>
-              </w:rPr>
-            </w:pPr>
-            <w:r>
-              <w:rPr>
-                <w:rFonts w:ascii="Arial" w:hAnsi="Arial" w:cs="Arial"/>
+                <w:rFonts w:ascii="Arial" w:hAnsi="Arial" w:cs="Arial" w:eastAsia="Arial"/>
+                <w:sz w:val="21"/>
+                <w:szCs w:val="21"/>
+              </w:rPr>
+            </w:pPr>
+            <w:r>
+              <w:rPr>
+                <w:rFonts w:ascii="Arial" w:hAnsi="Arial" w:cs="Arial" w:eastAsia="Arial"/>
                 <w:sz w:val="21"/>
                 <w:szCs w:val="21"/>
               </w:rPr>
@@ -434,14 +434,14 @@
           <w:p>
             <w:pPr>
               <w:rPr>
-                <w:rFonts w:ascii="Arial" w:hAnsi="Arial" w:cs="Arial"/>
-                <w:sz w:val="21"/>
-                <w:szCs w:val="21"/>
-              </w:rPr>
-            </w:pPr>
-            <w:r>
-              <w:rPr>
-                <w:rFonts w:ascii="Arial" w:hAnsi="Arial" w:cs="Arial"/>
+                <w:rFonts w:ascii="Arial" w:hAnsi="Arial" w:cs="Arial" w:eastAsia="Arial"/>
+                <w:sz w:val="21"/>
+                <w:szCs w:val="21"/>
+              </w:rPr>
+            </w:pPr>
+            <w:r>
+              <w:rPr>
+                <w:rFonts w:ascii="Arial" w:hAnsi="Arial" w:cs="Arial" w:eastAsia="Arial"/>
                 <w:sz w:val="21"/>
                 <w:szCs w:val="21"/>
               </w:rPr>
@@ -468,7 +468,7 @@
             <w:pPr>
               <w:ind w:left="3"/>
               <w:rPr>
-                <w:rFonts w:ascii="Arial" w:hAnsi="Arial" w:cs="Arial"/>
+                <w:rFonts w:ascii="Arial" w:hAnsi="Arial" w:cs="Arial" w:eastAsia="Arial"/>
                 <w:b/>
                 <w:bCs/>
                 <w:sz w:val="21"/>
@@ -477,7 +477,7 @@
             </w:pPr>
             <w:r>
               <w:rPr>
-                <w:rFonts w:ascii="Arial" w:hAnsi="Arial" w:cs="Arial"/>
+                <w:rFonts w:ascii="Arial" w:hAnsi="Arial" w:cs="Arial" w:eastAsia="Arial"/>
                 <w:sz w:val="21"/>
                 <w:szCs w:val="21"/>
               </w:rPr>
@@ -499,14 +499,14 @@
           <w:p>
             <w:pPr>
               <w:rPr>
-                <w:rFonts w:ascii="Arial" w:hAnsi="Arial" w:cs="Arial"/>
-                <w:sz w:val="21"/>
-                <w:szCs w:val="21"/>
-              </w:rPr>
-            </w:pPr>
-            <w:r>
-              <w:rPr>
-                <w:rFonts w:ascii="Arial" w:hAnsi="Arial" w:cs="Arial"/>
+                <w:rFonts w:ascii="Arial" w:hAnsi="Arial" w:cs="Arial" w:eastAsia="Arial"/>
+                <w:sz w:val="21"/>
+                <w:szCs w:val="21"/>
+              </w:rPr>
+            </w:pPr>
+            <w:r>
+              <w:rPr>
+                <w:rFonts w:ascii="Arial" w:hAnsi="Arial" w:cs="Arial" w:eastAsia="Arial"/>
                 <w:sz w:val="21"/>
                 <w:szCs w:val="21"/>
               </w:rPr>
@@ -533,7 +533,7 @@
             <w:pPr>
               <w:ind w:left="3"/>
               <w:rPr>
-                <w:rFonts w:ascii="Arial" w:hAnsi="Arial" w:cs="Arial"/>
+                <w:rFonts w:ascii="Arial" w:hAnsi="Arial" w:cs="Arial" w:eastAsia="Arial"/>
                 <w:b/>
                 <w:bCs/>
                 <w:sz w:val="21"/>
@@ -542,7 +542,7 @@
             </w:pPr>
             <w:r>
               <w:rPr>
-                <w:rFonts w:ascii="Arial" w:hAnsi="Arial" w:cs="Arial"/>
+                <w:rFonts w:ascii="Arial" w:hAnsi="Arial" w:cs="Arial" w:eastAsia="Arial"/>
                 <w:sz w:val="21"/>
                 <w:szCs w:val="21"/>
               </w:rPr>
@@ -564,14 +564,14 @@
           <w:p>
             <w:pPr>
               <w:rPr>
-                <w:rFonts w:ascii="Arial" w:hAnsi="Arial" w:cs="Arial"/>
-                <w:sz w:val="21"/>
-                <w:szCs w:val="21"/>
-              </w:rPr>
-            </w:pPr>
-            <w:r>
-              <w:rPr>
-                <w:rFonts w:ascii="Arial" w:hAnsi="Arial" w:cs="Arial"/>
+                <w:rFonts w:ascii="Arial" w:hAnsi="Arial" w:cs="Arial" w:eastAsia="Arial"/>
+                <w:sz w:val="21"/>
+                <w:szCs w:val="21"/>
+              </w:rPr>
+            </w:pPr>
+            <w:r>
+              <w:rPr>
+                <w:rFonts w:ascii="Arial" w:hAnsi="Arial" w:cs="Arial" w:eastAsia="Arial"/>
                 <w:sz w:val="21"/>
                 <w:szCs w:val="21"/>
               </w:rPr>
@@ -580,7 +580,7 @@
             <w:proofErr w:type="gramStart"/>
             <w:r>
               <w:rPr>
-                <w:rFonts w:ascii="Arial" w:hAnsi="Arial" w:cs="Arial"/>
+                <w:rFonts w:ascii="Arial" w:hAnsi="Arial" w:cs="Arial" w:eastAsia="Arial"/>
                 <w:sz w:val="21"/>
                 <w:szCs w:val="21"/>
               </w:rPr>
@@ -589,7 +589,7 @@
             <w:proofErr w:type="gramEnd"/>
             <w:r>
               <w:rPr>
-                <w:rFonts w:ascii="Arial" w:hAnsi="Arial" w:cs="Arial"/>
+                <w:rFonts w:ascii="Arial" w:hAnsi="Arial" w:cs="Arial" w:eastAsia="Arial"/>
                 <w:sz w:val="21"/>
                 <w:szCs w:val="21"/>
               </w:rPr>
@@ -598,7 +598,7 @@
             <w:proofErr w:type="spellStart"/>
             <w:r>
               <w:rPr>
-                <w:rFonts w:ascii="Arial" w:hAnsi="Arial" w:cs="Arial"/>
+                <w:rFonts w:ascii="Arial" w:hAnsi="Arial" w:cs="Arial" w:eastAsia="Arial"/>
                 <w:sz w:val="21"/>
                 <w:szCs w:val="21"/>
               </w:rPr>
@@ -607,7 +607,7 @@
             <w:proofErr w:type="spellEnd"/>
             <w:r>
               <w:rPr>
-                <w:rFonts w:ascii="Arial" w:hAnsi="Arial" w:cs="Arial"/>
+                <w:rFonts w:ascii="Arial" w:hAnsi="Arial" w:cs="Arial" w:eastAsia="Arial"/>
                 <w:sz w:val="21"/>
                 <w:szCs w:val="21"/>
               </w:rPr>
@@ -634,7 +634,7 @@
             <w:pPr>
               <w:ind w:left="3"/>
               <w:rPr>
-                <w:rFonts w:ascii="Arial" w:hAnsi="Arial" w:cs="Arial"/>
+                <w:rFonts w:ascii="Arial" w:hAnsi="Arial" w:cs="Arial" w:eastAsia="Arial"/>
                 <w:b/>
                 <w:bCs/>
                 <w:sz w:val="21"/>
@@ -643,7 +643,7 @@
             </w:pPr>
             <w:r>
               <w:rPr>
-                <w:rFonts w:ascii="Arial" w:hAnsi="Arial" w:cs="Arial"/>
+                <w:rFonts w:ascii="Arial" w:hAnsi="Arial" w:cs="Arial" w:eastAsia="Arial"/>
                 <w:sz w:val="21"/>
                 <w:szCs w:val="21"/>
               </w:rPr>
@@ -665,14 +665,14 @@
           <w:p>
             <w:pPr>
               <w:rPr>
-                <w:rFonts w:ascii="Arial" w:hAnsi="Arial" w:cs="Arial"/>
-                <w:sz w:val="21"/>
-                <w:szCs w:val="21"/>
-              </w:rPr>
-            </w:pPr>
-            <w:r>
-              <w:rPr>
-                <w:rFonts w:ascii="Arial" w:hAnsi="Arial" w:cs="Arial"/>
+                <w:rFonts w:ascii="Arial" w:hAnsi="Arial" w:cs="Arial" w:eastAsia="Arial"/>
+                <w:sz w:val="21"/>
+                <w:szCs w:val="21"/>
+              </w:rPr>
+            </w:pPr>
+            <w:r>
+              <w:rPr>
+                <w:rFonts w:ascii="Arial" w:hAnsi="Arial" w:cs="Arial" w:eastAsia="Arial"/>
                 <w:sz w:val="21"/>
                 <w:szCs w:val="21"/>
               </w:rPr>
@@ -681,7 +681,7 @@
             <w:proofErr w:type="gramStart"/>
             <w:r>
               <w:rPr>
-                <w:rFonts w:ascii="Arial" w:hAnsi="Arial" w:cs="Arial"/>
+                <w:rFonts w:ascii="Arial" w:hAnsi="Arial" w:cs="Arial" w:eastAsia="Arial"/>
                 <w:sz w:val="21"/>
                 <w:szCs w:val="21"/>
               </w:rPr>
@@ -690,7 +690,7 @@
             <w:proofErr w:type="gramEnd"/>
             <w:r>
               <w:rPr>
-                <w:rFonts w:ascii="Arial" w:hAnsi="Arial" w:cs="Arial"/>
+                <w:rFonts w:ascii="Arial" w:hAnsi="Arial" w:cs="Arial" w:eastAsia="Arial"/>
                 <w:sz w:val="21"/>
                 <w:szCs w:val="21"/>
               </w:rPr>
@@ -699,7 +699,7 @@
             <w:proofErr w:type="spellStart"/>
             <w:r>
               <w:rPr>
-                <w:rFonts w:ascii="Arial" w:hAnsi="Arial" w:cs="Arial"/>
+                <w:rFonts w:ascii="Arial" w:hAnsi="Arial" w:cs="Arial" w:eastAsia="Arial"/>
                 <w:sz w:val="21"/>
                 <w:szCs w:val="21"/>
               </w:rPr>
@@ -708,7 +708,7 @@
             <w:proofErr w:type="spellEnd"/>
             <w:r>
               <w:rPr>
-                <w:rFonts w:ascii="Arial" w:hAnsi="Arial" w:cs="Arial"/>
+                <w:rFonts w:ascii="Arial" w:hAnsi="Arial" w:cs="Arial" w:eastAsia="Arial"/>
                 <w:sz w:val="21"/>
                 <w:szCs w:val="21"/>
               </w:rPr>
@@ -735,14 +735,14 @@
             <w:pPr>
               <w:ind w:left="3"/>
               <w:rPr>
-                <w:rFonts w:ascii="Arial" w:hAnsi="Arial" w:cs="Arial"/>
-                <w:sz w:val="21"/>
-                <w:szCs w:val="21"/>
-              </w:rPr>
-            </w:pPr>
-            <w:r>
-              <w:rPr>
-                <w:rFonts w:ascii="Arial" w:hAnsi="Arial" w:cs="Arial"/>
+                <w:rFonts w:ascii="Arial" w:hAnsi="Arial" w:cs="Arial" w:eastAsia="Arial"/>
+                <w:sz w:val="21"/>
+                <w:szCs w:val="21"/>
+              </w:rPr>
+            </w:pPr>
+            <w:r>
+              <w:rPr>
+                <w:rFonts w:ascii="Arial" w:hAnsi="Arial" w:cs="Arial" w:eastAsia="Arial"/>
                 <w:sz w:val="21"/>
                 <w:szCs w:val="21"/>
               </w:rPr>
@@ -764,14 +764,14 @@
           <w:p>
             <w:pPr>
               <w:rPr>
-                <w:rFonts w:ascii="Arial" w:hAnsi="Arial" w:cs="Arial"/>
-                <w:sz w:val="21"/>
-                <w:szCs w:val="21"/>
-              </w:rPr>
-            </w:pPr>
-            <w:r>
-              <w:rPr>
-                <w:rFonts w:ascii="Arial" w:hAnsi="Arial" w:cs="Arial"/>
+                <w:rFonts w:ascii="Arial" w:hAnsi="Arial" w:cs="Arial" w:eastAsia="Arial"/>
+                <w:sz w:val="21"/>
+                <w:szCs w:val="21"/>
+              </w:rPr>
+            </w:pPr>
+            <w:r>
+              <w:rPr>
+                <w:rFonts w:ascii="Arial" w:hAnsi="Arial" w:cs="Arial" w:eastAsia="Arial"/>
                 <w:sz w:val="21"/>
                 <w:szCs w:val="21"/>
               </w:rPr>
@@ -780,7 +780,7 @@
             <w:proofErr w:type="gramStart"/>
             <w:r>
               <w:rPr>
-                <w:rFonts w:ascii="Arial" w:hAnsi="Arial" w:cs="Arial"/>
+                <w:rFonts w:ascii="Arial" w:hAnsi="Arial" w:cs="Arial" w:eastAsia="Arial"/>
                 <w:sz w:val="21"/>
                 <w:szCs w:val="21"/>
               </w:rPr>
@@ -789,7 +789,7 @@
             <w:proofErr w:type="gramEnd"/>
             <w:r>
               <w:rPr>
-                <w:rFonts w:ascii="Arial" w:hAnsi="Arial" w:cs="Arial"/>
+                <w:rFonts w:ascii="Arial" w:hAnsi="Arial" w:cs="Arial" w:eastAsia="Arial"/>
                 <w:sz w:val="21"/>
                 <w:szCs w:val="21"/>
               </w:rPr>
@@ -798,7 +798,7 @@
             <w:proofErr w:type="spellStart"/>
             <w:r>
               <w:rPr>
-                <w:rFonts w:ascii="Arial" w:hAnsi="Arial" w:cs="Arial"/>
+                <w:rFonts w:ascii="Arial" w:hAnsi="Arial" w:cs="Arial" w:eastAsia="Arial"/>
                 <w:sz w:val="21"/>
                 <w:szCs w:val="21"/>
               </w:rPr>
@@ -807,7 +807,7 @@
             <w:proofErr w:type="spellEnd"/>
             <w:r>
               <w:rPr>
-                <w:rFonts w:ascii="Arial" w:hAnsi="Arial" w:cs="Arial"/>
+                <w:rFonts w:ascii="Arial" w:hAnsi="Arial" w:cs="Arial" w:eastAsia="Arial"/>
                 <w:sz w:val="21"/>
                 <w:szCs w:val="21"/>
               </w:rPr>
@@ -834,14 +834,14 @@
             <w:pPr>
               <w:ind w:left="3"/>
               <w:rPr>
-                <w:rFonts w:ascii="Arial" w:hAnsi="Arial" w:cs="Arial"/>
-                <w:sz w:val="21"/>
-                <w:szCs w:val="21"/>
-              </w:rPr>
-            </w:pPr>
-            <w:r>
-              <w:rPr>
-                <w:rFonts w:ascii="Arial" w:hAnsi="Arial" w:cs="Arial"/>
+                <w:rFonts w:ascii="Arial" w:hAnsi="Arial" w:cs="Arial" w:eastAsia="Arial"/>
+                <w:sz w:val="21"/>
+                <w:szCs w:val="21"/>
+              </w:rPr>
+            </w:pPr>
+            <w:r>
+              <w:rPr>
+                <w:rFonts w:ascii="Arial" w:hAnsi="Arial" w:cs="Arial" w:eastAsia="Arial"/>
                 <w:sz w:val="21"/>
                 <w:szCs w:val="21"/>
               </w:rPr>
@@ -863,14 +863,14 @@
           <w:p>
             <w:pPr>
               <w:rPr>
-                <w:rFonts w:ascii="Arial" w:hAnsi="Arial" w:cs="Arial"/>
-                <w:sz w:val="21"/>
-                <w:szCs w:val="21"/>
-              </w:rPr>
-            </w:pPr>
-            <w:r>
-              <w:rPr>
-                <w:rFonts w:ascii="Arial" w:hAnsi="Arial" w:cs="Arial"/>
+                <w:rFonts w:ascii="Arial" w:hAnsi="Arial" w:cs="Arial" w:eastAsia="Arial"/>
+                <w:sz w:val="21"/>
+                <w:szCs w:val="21"/>
+              </w:rPr>
+            </w:pPr>
+            <w:r>
+              <w:rPr>
+                <w:rFonts w:ascii="Arial" w:hAnsi="Arial" w:cs="Arial" w:eastAsia="Arial"/>
                 <w:sz w:val="21"/>
                 <w:szCs w:val="21"/>
               </w:rPr>
@@ -897,7 +897,7 @@
             <w:pPr>
               <w:ind w:left="3"/>
               <w:rPr>
-                <w:rFonts w:ascii="Arial" w:hAnsi="Arial" w:cs="Arial"/>
+                <w:rFonts w:ascii="Arial" w:hAnsi="Arial" w:cs="Arial" w:eastAsia="Arial"/>
                 <w:b/>
                 <w:bCs/>
                 <w:sz w:val="21"/>
@@ -906,7 +906,7 @@
             </w:pPr>
             <w:r>
               <w:rPr>
-                <w:rFonts w:ascii="Arial" w:hAnsi="Arial" w:cs="Arial"/>
+                <w:rFonts w:ascii="Arial" w:hAnsi="Arial" w:cs="Arial" w:eastAsia="Arial"/>
                 <w:sz w:val="21"/>
                 <w:szCs w:val="21"/>
               </w:rPr>
@@ -930,14 +930,14 @@
               <w:spacing w:line="314" w:lineRule="auto"/>
               <w:ind w:left="8"/>
               <w:rPr>
-                <w:rFonts w:ascii="Arial" w:hAnsi="Arial" w:cs="Arial"/>
-                <w:sz w:val="21"/>
-                <w:szCs w:val="21"/>
-              </w:rPr>
-            </w:pPr>
-            <w:r>
-              <w:rPr>
-                <w:rFonts w:ascii="Arial" w:hAnsi="Arial" w:cs="Arial"/>
+                <w:rFonts w:ascii="Arial" w:hAnsi="Arial" w:cs="Arial" w:eastAsia="Arial"/>
+                <w:sz w:val="21"/>
+                <w:szCs w:val="21"/>
+              </w:rPr>
+            </w:pPr>
+            <w:r>
+              <w:rPr>
+                <w:rFonts w:ascii="Arial" w:hAnsi="Arial" w:cs="Arial" w:eastAsia="Arial"/>
                 <w:sz w:val="21"/>
                 <w:szCs w:val="21"/>
               </w:rPr>
@@ -949,14 +949,14 @@
               <w:spacing w:after="66"/>
               <w:ind w:left="8"/>
               <w:rPr>
-                <w:rFonts w:ascii="Arial" w:hAnsi="Arial" w:cs="Arial"/>
-                <w:sz w:val="21"/>
-                <w:szCs w:val="21"/>
-              </w:rPr>
-            </w:pPr>
-            <w:r>
-              <w:rPr>
-                <w:rFonts w:ascii="Arial" w:hAnsi="Arial" w:cs="Arial"/>
+                <w:rFonts w:ascii="Arial" w:hAnsi="Arial" w:cs="Arial" w:eastAsia="Arial"/>
+                <w:sz w:val="21"/>
+                <w:szCs w:val="21"/>
+              </w:rPr>
+            </w:pPr>
+            <w:r>
+              <w:rPr>
+                <w:rFonts w:ascii="Arial" w:hAnsi="Arial" w:cs="Arial" w:eastAsia="Arial"/>
                 <w:sz w:val="21"/>
                 <w:szCs w:val="21"/>
               </w:rPr>
@@ -966,14 +966,14 @@
           <w:p>
             <w:pPr>
               <w:rPr>
-                <w:rFonts w:ascii="Arial" w:hAnsi="Arial" w:cs="Arial"/>
-                <w:sz w:val="21"/>
-                <w:szCs w:val="21"/>
-              </w:rPr>
-            </w:pPr>
-            <w:r>
-              <w:rPr>
-                <w:rFonts w:ascii="Arial" w:hAnsi="Arial" w:cs="Arial"/>
+                <w:rFonts w:ascii="Arial" w:hAnsi="Arial" w:cs="Arial" w:eastAsia="Arial"/>
+                <w:sz w:val="21"/>
+                <w:szCs w:val="21"/>
+              </w:rPr>
+            </w:pPr>
+            <w:r>
+              <w:rPr>
+                <w:rFonts w:ascii="Arial" w:hAnsi="Arial" w:cs="Arial" w:eastAsia="Arial"/>
                 <w:sz w:val="21"/>
                 <w:szCs w:val="21"/>
               </w:rPr>
@@ -1000,14 +1000,14 @@
             <w:pPr>
               <w:ind w:left="3"/>
               <w:rPr>
-                <w:rFonts w:ascii="Arial" w:hAnsi="Arial" w:cs="Arial"/>
-                <w:sz w:val="21"/>
-                <w:szCs w:val="21"/>
-              </w:rPr>
-            </w:pPr>
-            <w:r>
-              <w:rPr>
-                <w:rFonts w:ascii="Arial" w:hAnsi="Arial" w:cs="Arial"/>
+                <w:rFonts w:ascii="Arial" w:hAnsi="Arial" w:cs="Arial" w:eastAsia="Arial"/>
+                <w:sz w:val="21"/>
+                <w:szCs w:val="21"/>
+              </w:rPr>
+            </w:pPr>
+            <w:r>
+              <w:rPr>
+                <w:rFonts w:ascii="Arial" w:hAnsi="Arial" w:cs="Arial" w:eastAsia="Arial"/>
                 <w:sz w:val="21"/>
                 <w:szCs w:val="21"/>
               </w:rPr>
@@ -1031,14 +1031,14 @@
               <w:spacing w:line="314" w:lineRule="auto"/>
               <w:ind w:left="8"/>
               <w:rPr>
-                <w:rFonts w:ascii="Arial" w:hAnsi="Arial" w:cs="Arial"/>
-                <w:sz w:val="21"/>
-                <w:szCs w:val="21"/>
-              </w:rPr>
-            </w:pPr>
-            <w:r>
-              <w:rPr>
-                <w:rFonts w:ascii="Arial" w:hAnsi="Arial" w:cs="Arial"/>
+                <w:rFonts w:ascii="Arial" w:hAnsi="Arial" w:cs="Arial" w:eastAsia="Arial"/>
+                <w:sz w:val="21"/>
+                <w:szCs w:val="21"/>
+              </w:rPr>
+            </w:pPr>
+            <w:r>
+              <w:rPr>
+                <w:rFonts w:ascii="Arial" w:hAnsi="Arial" w:cs="Arial" w:eastAsia="Arial"/>
                 <w:sz w:val="21"/>
                 <w:szCs w:val="21"/>
               </w:rPr>
@@ -1050,14 +1050,14 @@
               <w:spacing w:after="66"/>
               <w:ind w:left="8"/>
               <w:rPr>
-                <w:rFonts w:ascii="Arial" w:hAnsi="Arial" w:cs="Arial"/>
-                <w:sz w:val="21"/>
-                <w:szCs w:val="21"/>
-              </w:rPr>
-            </w:pPr>
-            <w:r>
-              <w:rPr>
-                <w:rFonts w:ascii="Arial" w:hAnsi="Arial" w:cs="Arial"/>
+                <w:rFonts w:ascii="Arial" w:hAnsi="Arial" w:cs="Arial" w:eastAsia="Arial"/>
+                <w:sz w:val="21"/>
+                <w:szCs w:val="21"/>
+              </w:rPr>
+            </w:pPr>
+            <w:r>
+              <w:rPr>
+                <w:rFonts w:ascii="Arial" w:hAnsi="Arial" w:cs="Arial" w:eastAsia="Arial"/>
                 <w:sz w:val="21"/>
                 <w:szCs w:val="21"/>
               </w:rPr>
@@ -1068,7 +1068,7 @@
             <w:pPr>
               <w:spacing w:after="15" w:line="306" w:lineRule="auto"/>
               <w:rPr>
-                <w:rFonts w:ascii="Arial" w:hAnsi="Arial" w:cs="Arial"/>
+                <w:rFonts w:ascii="Arial" w:hAnsi="Arial" w:cs="Arial" w:eastAsia="Arial"/>
                 <w:b/>
                 <w:sz w:val="21"/>
                 <w:szCs w:val="21"/>
@@ -1076,7 +1076,7 @@
             </w:pPr>
             <w:r>
               <w:rPr>
-                <w:rFonts w:ascii="Arial" w:hAnsi="Arial" w:cs="Arial"/>
+                <w:rFonts w:ascii="Arial" w:hAnsi="Arial" w:cs="Arial" w:eastAsia="Arial"/>
                 <w:sz w:val="21"/>
                 <w:szCs w:val="21"/>
               </w:rPr>
@@ -1089,7 +1089,7 @@
               <w:spacing w:line="314" w:lineRule="auto"/>
               <w:ind w:left="8"/>
               <w:rPr>
-                <w:rFonts w:ascii="Arial" w:hAnsi="Arial" w:cs="Arial"/>
+                <w:rFonts w:ascii="Arial" w:hAnsi="Arial" w:cs="Arial" w:eastAsia="Arial"/>
                 <w:sz w:val="21"/>
                 <w:szCs w:val="21"/>
               </w:rPr>
@@ -1115,14 +1115,14 @@
             <w:pPr>
               <w:ind w:left="3"/>
               <w:rPr>
-                <w:rFonts w:ascii="Arial" w:hAnsi="Arial" w:cs="Arial"/>
-                <w:sz w:val="21"/>
-                <w:szCs w:val="21"/>
-              </w:rPr>
-            </w:pPr>
-            <w:r>
-              <w:rPr>
-                <w:rFonts w:ascii="Arial" w:hAnsi="Arial" w:cs="Arial"/>
+                <w:rFonts w:ascii="Arial" w:hAnsi="Arial" w:cs="Arial" w:eastAsia="Arial"/>
+                <w:sz w:val="21"/>
+                <w:szCs w:val="21"/>
+              </w:rPr>
+            </w:pPr>
+            <w:r>
+              <w:rPr>
+                <w:rFonts w:ascii="Arial" w:hAnsi="Arial" w:cs="Arial" w:eastAsia="Arial"/>
                 <w:sz w:val="21"/>
                 <w:szCs w:val="21"/>
               </w:rPr>
@@ -1147,14 +1147,14 @@
               <w:spacing w:line="314" w:lineRule="auto"/>
               <w:ind w:left="8"/>
               <w:rPr>
-                <w:rFonts w:ascii="Arial" w:hAnsi="Arial" w:cs="Arial"/>
-                <w:sz w:val="21"/>
-                <w:szCs w:val="21"/>
-              </w:rPr>
-            </w:pPr>
-            <w:r>
-              <w:rPr>
-                <w:rFonts w:ascii="Arial" w:hAnsi="Arial" w:cs="Arial"/>
+                <w:rFonts w:ascii="Arial" w:hAnsi="Arial" w:cs="Arial" w:eastAsia="Arial"/>
+                <w:sz w:val="21"/>
+                <w:szCs w:val="21"/>
+              </w:rPr>
+            </w:pPr>
+            <w:r>
+              <w:rPr>
+                <w:rFonts w:ascii="Arial" w:hAnsi="Arial" w:cs="Arial" w:eastAsia="Arial"/>
                 <w:sz w:val="21"/>
                 <w:szCs w:val="21"/>
               </w:rPr>
@@ -1181,14 +1181,14 @@
             <w:pPr>
               <w:ind w:left="3"/>
               <w:rPr>
-                <w:rFonts w:ascii="Arial" w:hAnsi="Arial" w:cs="Arial"/>
-                <w:sz w:val="21"/>
-                <w:szCs w:val="21"/>
-              </w:rPr>
-            </w:pPr>
-            <w:r>
-              <w:rPr>
-                <w:rFonts w:ascii="Arial" w:hAnsi="Arial" w:cs="Arial"/>
+                <w:rFonts w:ascii="Arial" w:hAnsi="Arial" w:cs="Arial" w:eastAsia="Arial"/>
+                <w:sz w:val="21"/>
+                <w:szCs w:val="21"/>
+              </w:rPr>
+            </w:pPr>
+            <w:r>
+              <w:rPr>
+                <w:rFonts w:ascii="Arial" w:hAnsi="Arial" w:cs="Arial" w:eastAsia="Arial"/>
                 <w:sz w:val="21"/>
                 <w:szCs w:val="21"/>
               </w:rPr>
@@ -1212,14 +1212,14 @@
               <w:spacing w:after="8" w:line="312" w:lineRule="auto"/>
               <w:ind w:left="8"/>
               <w:rPr>
-                <w:rFonts w:ascii="Arial" w:hAnsi="Arial" w:cs="Arial"/>
-                <w:sz w:val="21"/>
-                <w:szCs w:val="21"/>
-              </w:rPr>
-            </w:pPr>
-            <w:r>
-              <w:rPr>
-                <w:rFonts w:ascii="Arial" w:hAnsi="Arial" w:cs="Arial"/>
+                <w:rFonts w:ascii="Arial" w:hAnsi="Arial" w:cs="Arial" w:eastAsia="Arial"/>
+                <w:sz w:val="21"/>
+                <w:szCs w:val="21"/>
+              </w:rPr>
+            </w:pPr>
+            <w:r>
+              <w:rPr>
+                <w:rFonts w:ascii="Arial" w:hAnsi="Arial" w:cs="Arial" w:eastAsia="Arial"/>
                 <w:sz w:val="21"/>
                 <w:szCs w:val="21"/>
               </w:rPr>
@@ -1228,7 +1228,7 @@
             <w:proofErr w:type="spellStart"/>
             <w:r>
               <w:rPr>
-                <w:rFonts w:ascii="Arial" w:hAnsi="Arial" w:cs="Arial"/>
+                <w:rFonts w:ascii="Arial" w:hAnsi="Arial" w:cs="Arial" w:eastAsia="Arial"/>
                 <w:sz w:val="21"/>
                 <w:szCs w:val="21"/>
               </w:rPr>
@@ -1237,7 +1237,7 @@
             <w:proofErr w:type="spellEnd"/>
             <w:r>
               <w:rPr>
-                <w:rFonts w:ascii="Arial" w:hAnsi="Arial" w:cs="Arial"/>
+                <w:rFonts w:ascii="Arial" w:hAnsi="Arial" w:cs="Arial" w:eastAsia="Arial"/>
                 <w:sz w:val="21"/>
                 <w:szCs w:val="21"/>
               </w:rPr>
@@ -1246,7 +1246,7 @@
             <w:proofErr w:type="gramStart"/>
             <w:r>
               <w:rPr>
-                <w:rFonts w:ascii="Arial" w:hAnsi="Arial" w:cs="Arial"/>
+                <w:rFonts w:ascii="Arial" w:hAnsi="Arial" w:cs="Arial" w:eastAsia="Arial"/>
                 <w:sz w:val="21"/>
                 <w:szCs w:val="21"/>
               </w:rPr>
@@ -1255,7 +1255,7 @@
             <w:proofErr w:type="gramEnd"/>
             <w:r>
               <w:rPr>
-                <w:rFonts w:ascii="Arial" w:hAnsi="Arial" w:cs="Arial"/>
+                <w:rFonts w:ascii="Arial" w:hAnsi="Arial" w:cs="Arial" w:eastAsia="Arial"/>
                 <w:sz w:val="21"/>
                 <w:szCs w:val="21"/>
               </w:rPr>
@@ -1267,14 +1267,14 @@
               <w:spacing w:line="314" w:lineRule="auto"/>
               <w:ind w:left="8"/>
               <w:rPr>
-                <w:rFonts w:ascii="Arial" w:hAnsi="Arial" w:cs="Arial"/>
-                <w:sz w:val="21"/>
-                <w:szCs w:val="21"/>
-              </w:rPr>
-            </w:pPr>
-            <w:r>
-              <w:rPr>
-                <w:rFonts w:ascii="Arial" w:hAnsi="Arial" w:cs="Arial"/>
+                <w:rFonts w:ascii="Arial" w:hAnsi="Arial" w:cs="Arial" w:eastAsia="Arial"/>
+                <w:sz w:val="21"/>
+                <w:szCs w:val="21"/>
+              </w:rPr>
+            </w:pPr>
+            <w:r>
+              <w:rPr>
+                <w:rFonts w:ascii="Arial" w:hAnsi="Arial" w:cs="Arial" w:eastAsia="Arial"/>
                 <w:sz w:val="21"/>
                 <w:szCs w:val="21"/>
               </w:rPr>
@@ -1283,7 +1283,7 @@
             <w:proofErr w:type="gramStart"/>
             <w:r>
               <w:rPr>
-                <w:rFonts w:ascii="Arial" w:hAnsi="Arial" w:cs="Arial"/>
+                <w:rFonts w:ascii="Arial" w:hAnsi="Arial" w:cs="Arial" w:eastAsia="Arial"/>
                 <w:sz w:val="21"/>
                 <w:szCs w:val="21"/>
               </w:rPr>
@@ -1292,7 +1292,7 @@
             <w:proofErr w:type="gramEnd"/>
             <w:r>
               <w:rPr>
-                <w:rFonts w:ascii="Arial" w:hAnsi="Arial" w:cs="Arial"/>
+                <w:rFonts w:ascii="Arial" w:hAnsi="Arial" w:cs="Arial" w:eastAsia="Arial"/>
                 <w:sz w:val="21"/>
                 <w:szCs w:val="21"/>
               </w:rPr>
@@ -1319,14 +1319,14 @@
             <w:pPr>
               <w:ind w:left="3"/>
               <w:rPr>
-                <w:rFonts w:ascii="Arial" w:hAnsi="Arial" w:cs="Arial"/>
-                <w:sz w:val="21"/>
-                <w:szCs w:val="21"/>
-              </w:rPr>
-            </w:pPr>
-            <w:r>
-              <w:rPr>
-                <w:rFonts w:ascii="Arial" w:hAnsi="Arial" w:cs="Arial"/>
+                <w:rFonts w:ascii="Arial" w:hAnsi="Arial" w:cs="Arial" w:eastAsia="Arial"/>
+                <w:sz w:val="21"/>
+                <w:szCs w:val="21"/>
+              </w:rPr>
+            </w:pPr>
+            <w:r>
+              <w:rPr>
+                <w:rFonts w:ascii="Arial" w:hAnsi="Arial" w:cs="Arial" w:eastAsia="Arial"/>
                 <w:sz w:val="21"/>
                 <w:szCs w:val="21"/>
               </w:rPr>
@@ -1335,7 +1335,7 @@
             <w:proofErr w:type="spellStart"/>
             <w:r>
               <w:rPr>
-                <w:rFonts w:ascii="Arial" w:hAnsi="Arial" w:cs="Arial"/>
+                <w:rFonts w:ascii="Arial" w:hAnsi="Arial" w:cs="Arial" w:eastAsia="Arial"/>
                 <w:sz w:val="21"/>
                 <w:szCs w:val="21"/>
               </w:rPr>
@@ -1344,7 +1344,7 @@
             <w:proofErr w:type="spellEnd"/>
             <w:r>
               <w:rPr>
-                <w:rFonts w:ascii="Arial" w:hAnsi="Arial" w:cs="Arial"/>
+                <w:rFonts w:ascii="Arial" w:hAnsi="Arial" w:cs="Arial" w:eastAsia="Arial"/>
                 <w:sz w:val="21"/>
                 <w:szCs w:val="21"/>
               </w:rPr>
@@ -1368,14 +1368,14 @@
               <w:spacing w:after="15" w:line="306" w:lineRule="auto"/>
               <w:ind w:left="8"/>
               <w:rPr>
-                <w:rFonts w:ascii="Arial" w:hAnsi="Arial" w:cs="Arial"/>
-                <w:sz w:val="21"/>
-                <w:szCs w:val="21"/>
-              </w:rPr>
-            </w:pPr>
-            <w:r>
-              <w:rPr>
-                <w:rFonts w:ascii="Arial" w:hAnsi="Arial" w:cs="Arial"/>
+                <w:rFonts w:ascii="Arial" w:hAnsi="Arial" w:cs="Arial" w:eastAsia="Arial"/>
+                <w:sz w:val="21"/>
+                <w:szCs w:val="21"/>
+              </w:rPr>
+            </w:pPr>
+            <w:r>
+              <w:rPr>
+                <w:rFonts w:ascii="Arial" w:hAnsi="Arial" w:cs="Arial" w:eastAsia="Arial"/>
                 <w:sz w:val="21"/>
                 <w:szCs w:val="21"/>
               </w:rPr>
@@ -1384,7 +1384,7 @@
             <w:proofErr w:type="gramStart"/>
             <w:r>
               <w:rPr>
-                <w:rFonts w:ascii="Arial" w:hAnsi="Arial" w:cs="Arial"/>
+                <w:rFonts w:ascii="Arial" w:hAnsi="Arial" w:cs="Arial" w:eastAsia="Arial"/>
                 <w:sz w:val="21"/>
                 <w:szCs w:val="21"/>
               </w:rPr>
@@ -1393,7 +1393,7 @@
             <w:proofErr w:type="gramEnd"/>
             <w:r>
               <w:rPr>
-                <w:rFonts w:ascii="Arial" w:hAnsi="Arial" w:cs="Arial"/>
+                <w:rFonts w:ascii="Arial" w:hAnsi="Arial" w:cs="Arial" w:eastAsia="Arial"/>
                 <w:sz w:val="21"/>
                 <w:szCs w:val="21"/>
               </w:rPr>
@@ -1405,14 +1405,14 @@
               <w:spacing w:line="314" w:lineRule="auto"/>
               <w:ind w:left="8"/>
               <w:rPr>
-                <w:rFonts w:ascii="Arial" w:hAnsi="Arial" w:cs="Arial"/>
-                <w:sz w:val="21"/>
-                <w:szCs w:val="21"/>
-              </w:rPr>
-            </w:pPr>
-            <w:r>
-              <w:rPr>
-                <w:rFonts w:ascii="Arial" w:hAnsi="Arial" w:cs="Arial"/>
+                <w:rFonts w:ascii="Arial" w:hAnsi="Arial" w:cs="Arial" w:eastAsia="Arial"/>
+                <w:sz w:val="21"/>
+                <w:szCs w:val="21"/>
+              </w:rPr>
+            </w:pPr>
+            <w:r>
+              <w:rPr>
+                <w:rFonts w:ascii="Arial" w:hAnsi="Arial" w:cs="Arial" w:eastAsia="Arial"/>
                 <w:sz w:val="21"/>
                 <w:szCs w:val="21"/>
               </w:rPr>
@@ -1421,7 +1421,7 @@
             <w:proofErr w:type="gramStart"/>
             <w:r>
               <w:rPr>
-                <w:rFonts w:ascii="Arial" w:hAnsi="Arial" w:cs="Arial"/>
+                <w:rFonts w:ascii="Arial" w:hAnsi="Arial" w:cs="Arial" w:eastAsia="Arial"/>
                 <w:sz w:val="21"/>
                 <w:szCs w:val="21"/>
               </w:rPr>
@@ -1430,7 +1430,7 @@
             <w:proofErr w:type="gramEnd"/>
             <w:r>
               <w:rPr>
-                <w:rFonts w:ascii="Arial" w:hAnsi="Arial" w:cs="Arial"/>
+                <w:rFonts w:ascii="Arial" w:hAnsi="Arial" w:cs="Arial" w:eastAsia="Arial"/>
                 <w:sz w:val="21"/>
                 <w:szCs w:val="21"/>
               </w:rPr>
@@ -1457,14 +1457,14 @@
             <w:pPr>
               <w:ind w:left="3"/>
               <w:rPr>
-                <w:rFonts w:ascii="Arial" w:hAnsi="Arial" w:cs="Arial"/>
-                <w:sz w:val="21"/>
-                <w:szCs w:val="21"/>
-              </w:rPr>
-            </w:pPr>
-            <w:r>
-              <w:rPr>
-                <w:rFonts w:ascii="Arial" w:hAnsi="Arial" w:cs="Arial"/>
+                <w:rFonts w:ascii="Arial" w:hAnsi="Arial" w:cs="Arial" w:eastAsia="Arial"/>
+                <w:sz w:val="21"/>
+                <w:szCs w:val="21"/>
+              </w:rPr>
+            </w:pPr>
+            <w:r>
+              <w:rPr>
+                <w:rFonts w:ascii="Arial" w:hAnsi="Arial" w:cs="Arial" w:eastAsia="Arial"/>
                 <w:sz w:val="21"/>
                 <w:szCs w:val="21"/>
               </w:rPr>
@@ -1488,14 +1488,14 @@
               <w:spacing w:line="314" w:lineRule="auto"/>
               <w:ind w:left="8"/>
               <w:rPr>
-                <w:rFonts w:ascii="Arial" w:hAnsi="Arial" w:cs="Arial"/>
-                <w:sz w:val="21"/>
-                <w:szCs w:val="21"/>
-              </w:rPr>
-            </w:pPr>
-            <w:r>
-              <w:rPr>
-                <w:rFonts w:ascii="Arial" w:hAnsi="Arial" w:cs="Arial"/>
+                <w:rFonts w:ascii="Arial" w:hAnsi="Arial" w:cs="Arial" w:eastAsia="Arial"/>
+                <w:sz w:val="21"/>
+                <w:szCs w:val="21"/>
+              </w:rPr>
+            </w:pPr>
+            <w:r>
+              <w:rPr>
+                <w:rFonts w:ascii="Arial" w:hAnsi="Arial" w:cs="Arial" w:eastAsia="Arial"/>
                 <w:sz w:val="21"/>
                 <w:szCs w:val="21"/>
               </w:rPr>
@@ -1522,14 +1522,14 @@
             <w:pPr>
               <w:ind w:left="3"/>
               <w:rPr>
-                <w:rFonts w:ascii="Arial" w:hAnsi="Arial" w:cs="Arial"/>
-                <w:sz w:val="21"/>
-                <w:szCs w:val="21"/>
-              </w:rPr>
-            </w:pPr>
-            <w:r>
-              <w:rPr>
-                <w:rFonts w:ascii="Arial" w:hAnsi="Arial" w:cs="Arial"/>
+                <w:rFonts w:ascii="Arial" w:hAnsi="Arial" w:cs="Arial" w:eastAsia="Arial"/>
+                <w:sz w:val="21"/>
+                <w:szCs w:val="21"/>
+              </w:rPr>
+            </w:pPr>
+            <w:r>
+              <w:rPr>
+                <w:rFonts w:ascii="Arial" w:hAnsi="Arial" w:cs="Arial" w:eastAsia="Arial"/>
                 <w:sz w:val="21"/>
                 <w:szCs w:val="21"/>
               </w:rPr>
@@ -1553,14 +1553,14 @@
               <w:spacing w:line="314" w:lineRule="auto"/>
               <w:ind w:left="8"/>
               <w:rPr>
-                <w:rFonts w:ascii="Arial" w:hAnsi="Arial" w:cs="Arial"/>
-                <w:sz w:val="21"/>
-                <w:szCs w:val="21"/>
-              </w:rPr>
-            </w:pPr>
-            <w:r>
-              <w:rPr>
-                <w:rFonts w:ascii="Arial" w:hAnsi="Arial" w:cs="Arial"/>
+                <w:rFonts w:ascii="Arial" w:hAnsi="Arial" w:cs="Arial" w:eastAsia="Arial"/>
+                <w:sz w:val="21"/>
+                <w:szCs w:val="21"/>
+              </w:rPr>
+            </w:pPr>
+            <w:r>
+              <w:rPr>
+                <w:rFonts w:ascii="Arial" w:hAnsi="Arial" w:cs="Arial" w:eastAsia="Arial"/>
                 <w:sz w:val="21"/>
                 <w:szCs w:val="21"/>
               </w:rPr>
@@ -1587,14 +1587,14 @@
             <w:pPr>
               <w:ind w:left="3"/>
               <w:rPr>
-                <w:rFonts w:ascii="Arial" w:hAnsi="Arial" w:cs="Arial"/>
-                <w:sz w:val="21"/>
-                <w:szCs w:val="21"/>
-              </w:rPr>
-            </w:pPr>
-            <w:r>
-              <w:rPr>
-                <w:rFonts w:ascii="Arial" w:hAnsi="Arial" w:cs="Arial"/>
+                <w:rFonts w:ascii="Arial" w:hAnsi="Arial" w:cs="Arial" w:eastAsia="Arial"/>
+                <w:sz w:val="21"/>
+                <w:szCs w:val="21"/>
+              </w:rPr>
+            </w:pPr>
+            <w:r>
+              <w:rPr>
+                <w:rFonts w:ascii="Arial" w:hAnsi="Arial" w:cs="Arial" w:eastAsia="Arial"/>
                 <w:sz w:val="21"/>
                 <w:szCs w:val="21"/>
               </w:rPr>
@@ -1618,14 +1618,14 @@
               <w:spacing w:line="314" w:lineRule="auto"/>
               <w:ind w:left="8"/>
               <w:rPr>
-                <w:rFonts w:ascii="Arial" w:hAnsi="Arial" w:cs="Arial"/>
-                <w:sz w:val="21"/>
-                <w:szCs w:val="21"/>
-              </w:rPr>
-            </w:pPr>
-            <w:r>
-              <w:rPr>
-                <w:rFonts w:ascii="Arial" w:hAnsi="Arial" w:cs="Arial"/>
+                <w:rFonts w:ascii="Arial" w:hAnsi="Arial" w:cs="Arial" w:eastAsia="Arial"/>
+                <w:sz w:val="21"/>
+                <w:szCs w:val="21"/>
+              </w:rPr>
+            </w:pPr>
+            <w:r>
+              <w:rPr>
+                <w:rFonts w:ascii="Arial" w:hAnsi="Arial" w:cs="Arial" w:eastAsia="Arial"/>
                 <w:sz w:val="21"/>
                 <w:szCs w:val="21"/>
               </w:rPr>
@@ -1652,14 +1652,14 @@
             <w:pPr>
               <w:ind w:left="3"/>
               <w:rPr>
-                <w:rFonts w:ascii="Arial" w:hAnsi="Arial" w:cs="Arial"/>
-                <w:sz w:val="21"/>
-                <w:szCs w:val="21"/>
-              </w:rPr>
-            </w:pPr>
-            <w:r>
-              <w:rPr>
-                <w:rFonts w:ascii="Arial" w:hAnsi="Arial" w:cs="Arial"/>
+                <w:rFonts w:ascii="Arial" w:hAnsi="Arial" w:cs="Arial" w:eastAsia="Arial"/>
+                <w:sz w:val="21"/>
+                <w:szCs w:val="21"/>
+              </w:rPr>
+            </w:pPr>
+            <w:r>
+              <w:rPr>
+                <w:rFonts w:ascii="Arial" w:hAnsi="Arial" w:cs="Arial" w:eastAsia="Arial"/>
                 <w:sz w:val="21"/>
                 <w:szCs w:val="21"/>
               </w:rPr>
@@ -1668,7 +1668,7 @@
             <w:proofErr w:type="spellStart"/>
             <w:r>
               <w:rPr>
-                <w:rFonts w:ascii="Arial" w:hAnsi="Arial" w:cs="Arial"/>
+                <w:rFonts w:ascii="Arial" w:hAnsi="Arial" w:cs="Arial" w:eastAsia="Arial"/>
                 <w:sz w:val="21"/>
                 <w:szCs w:val="21"/>
               </w:rPr>
@@ -1677,7 +1677,7 @@
             <w:proofErr w:type="spellEnd"/>
             <w:r>
               <w:rPr>
-                <w:rFonts w:ascii="Arial" w:hAnsi="Arial" w:cs="Arial"/>
+                <w:rFonts w:ascii="Arial" w:hAnsi="Arial" w:cs="Arial" w:eastAsia="Arial"/>
                 <w:sz w:val="21"/>
                 <w:szCs w:val="21"/>
               </w:rPr>
@@ -1701,14 +1701,14 @@
               <w:spacing w:line="314" w:lineRule="auto"/>
               <w:ind w:left="8"/>
               <w:rPr>
-                <w:rFonts w:ascii="Arial" w:hAnsi="Arial" w:cs="Arial"/>
-                <w:sz w:val="21"/>
-                <w:szCs w:val="21"/>
-              </w:rPr>
-            </w:pPr>
-            <w:r>
-              <w:rPr>
-                <w:rFonts w:ascii="Arial" w:hAnsi="Arial" w:cs="Arial"/>
+                <w:rFonts w:ascii="Arial" w:hAnsi="Arial" w:cs="Arial" w:eastAsia="Arial"/>
+                <w:sz w:val="21"/>
+                <w:szCs w:val="21"/>
+              </w:rPr>
+            </w:pPr>
+            <w:r>
+              <w:rPr>
+                <w:rFonts w:ascii="Arial" w:hAnsi="Arial" w:cs="Arial" w:eastAsia="Arial"/>
                 <w:sz w:val="21"/>
                 <w:szCs w:val="21"/>
               </w:rPr>
@@ -1737,10 +1737,10 @@
   <w:docDefaults>
     <w:rPrDefault>
       <w:rPr>
-        <w:rFonts w:asciiTheme="minorHAnsi" w:eastAsiaTheme="minorEastAsia" w:hAnsiTheme="minorHAnsi" w:cstheme="minorBidi"/>
+        <w:rFonts w:ascii="Arial" w:hAnsi="Arial" w:cs="Arial" w:eastAsia="Arial"/>
         <w:kern w:val="2"/>
-        <w:sz w:val="24"/>
-        <w:szCs w:val="24"/>
+        <w:sz w:val="21"/>
+        <w:szCs w:val="21"/>
         <w:lang w:val="en-IN" w:eastAsia="en-IN" w:bidi="ar-SA"/>
         <w14:ligatures w14:val="standardContextual"/>
       </w:rPr>
@@ -2137,9 +2137,9 @@
       <w:spacing w:line="259" w:lineRule="auto"/>
     </w:pPr>
     <w:rPr>
-      <w:rFonts w:ascii="Calibri" w:eastAsia="Calibri" w:hAnsi="Calibri" w:cs="Calibri"/>
+      <w:rFonts w:ascii="Arial" w:hAnsi="Arial" w:cs="Arial" w:eastAsia="Arial"/>
       <w:color w:val="000000"/>
-      <w:sz w:val="22"/>
+      <w:sz w:val="21"/>
     </w:rPr>
   </w:style>
   <w:style w:type="character" w:default="1" w:styleId="DefaultParagraphFont">
@@ -2193,11 +2193,11 @@
       <w:ind w:left="105" w:right="105"/>
     </w:pPr>
     <w:rPr>
-      <w:rFonts w:ascii="Arial" w:eastAsiaTheme="minorHAnsi" w:hAnsi="Arial" w:cs="Arial"/>
+      <w:rFonts w:ascii="Arial" w:hAnsi="Arial" w:cs="Arial" w:eastAsia="Arial"/>
       <w:color w:val="000000"/>
       <w:kern w:val="0"/>
-      <w:sz w:val="23"/>
-      <w:szCs w:val="23"/>
+      <w:sz w:val="21"/>
+      <w:szCs w:val="21"/>
       <w:lang w:val="en-US" w:eastAsia="en-US"/>
       <w14:ligatures w14:val="none"/>
     </w:rPr>
@@ -2223,15 +2223,15 @@
         <w:spacing w:before="0" w:after="0" w:line="360" w:lineRule="auto"/>
       </w:pPr>
       <w:rPr>
-        <w:rFonts w:ascii="Arial" w:hAnsi="Arial" w:cs="Arial"/>
+        <w:rFonts w:ascii="Arial" w:hAnsi="Arial" w:cs="Arial" w:eastAsia="Arial"/>
         <w:b/>
         <w:bCs/>
         <w:i w:val="0"/>
         <w:iCs w:val="0"/>
         <w:caps w:val="0"/>
         <w:color w:val="000000"/>
-        <w:sz w:val="23"/>
-        <w:szCs w:val="23"/>
+        <w:sz w:val="21"/>
+        <w:szCs w:val="21"/>
         <w:u w:val="none"/>
       </w:rPr>
       <w:tblPr/>
